--- a/api/templates/Agenda Signing Meeting (Clio).docx
+++ b/api/templates/Agenda Signing Meeting (Clio).docx
@@ -28,9 +28,7 @@
         <w:t xml:space="preserve">Client name: </w:t>
       </w:r>
       <w:r>
-        <w:rPr>
-          <w:highlight w:val="yellow"/>
-        </w:rPr>
+        <w:rPr/>
         <w:t>&lt;&lt; Matter.Client.Name &gt;&gt;</w:t>
       </w:r>
     </w:p>
@@ -45,9 +43,7 @@
         <w:t xml:space="preserve"> </w:t>
       </w:r>
       <w:r>
-        <w:rPr>
-          <w:highlight w:val="yellow"/>
-        </w:rPr>
+        <w:rPr/>
         <w:t>&lt;&lt; Date &gt;&gt;</w:t>
       </w:r>
       <w:r>
@@ -70,9 +66,7 @@
         <w:t xml:space="preserve">Adviser (if any): </w:t>
       </w:r>
       <w:r>
-        <w:rPr>
-          <w:highlight w:val="yellow"/>
-        </w:rPr>
+        <w:rPr/>
         <w:t>&lt;&lt; Matter.CustomField.FinancialAdviserName &gt;&gt;</w:t>
       </w:r>
     </w:p>
@@ -105,9 +99,7 @@
         <w:pStyle w:val="ListNumberLevel1"/>
       </w:pPr>
       <w:r>
-        <w:rPr>
-          <w:highlight w:val="cyan"/>
-        </w:rPr>
+        <w:rPr/>
         <w:t>[#couple]</w:t>
       </w:r>
       <w:r>
@@ -1229,9 +1221,7 @@
         <w:pStyle w:val="ListNumberLevel1"/>
       </w:pPr>
       <w:r>
-        <w:rPr>
-          <w:highlight w:val="cyan"/>
-        </w:rPr>
+        <w:rPr/>
         <w:t>[#if using TT]</w:t>
       </w:r>
       <w:r>
@@ -1284,9 +1274,7 @@
         <w:pStyle w:val="ListNumberLevel2"/>
       </w:pPr>
       <w:r>
-        <w:rPr>
-          <w:highlight w:val="cyan"/>
-        </w:rPr>
+        <w:rPr/>
         <w:t>[#if using TT]</w:t>
       </w:r>
       <w:r>
@@ -1298,54 +1286,38 @@
         <w:pStyle w:val="ListNumberLevel2"/>
       </w:pPr>
       <w:r>
-        <w:rPr>
-          <w:highlight w:val="cyan"/>
-        </w:rPr>
+        <w:rPr/>
         <w:fldChar w:fldCharType="begin"/>
       </w:r>
       <w:r>
-        <w:rPr>
-          <w:highlight w:val="cyan"/>
-        </w:rPr>
+        <w:rPr/>
         <w:instrText xml:space="preserve"> MERGEFIELD  "*IF {TEL_children_age} = \"Minors\" *"  \* MERGEFORMAT </w:instrText>
       </w:r>
       <w:r>
-        <w:rPr>
-          <w:highlight w:val="cyan"/>
-        </w:rPr>
+        <w:rPr/>
         <w:fldChar w:fldCharType="separate"/>
       </w:r>
       <w:r>
-        <w:rPr>
-          <w:highlight w:val="cyan"/>
-        </w:rPr>
+        <w:rPr/>
         <w:t xml:space="preserve">[#minor children] </w:t>
       </w:r>
       <w:r>
-        <w:rPr>
-          <w:highlight w:val="cyan"/>
-        </w:rPr>
+        <w:rPr/>
         <w:fldChar w:fldCharType="end"/>
       </w:r>
       <w:r>
         <w:t>Guardians of minors:</w:t>
       </w:r>
       <w:r>
-        <w:rPr>
-          <w:highlight w:val="magenta"/>
-        </w:rPr>
+        <w:rPr/>
         <w:fldChar w:fldCharType="begin"/>
       </w:r>
       <w:r>
-        <w:rPr>
-          <w:highlight w:val="magenta"/>
-        </w:rPr>
+        <w:rPr/>
         <w:instrText xml:space="preserve"> MERGEFIELD  *ENDIF*  \* MERGEFORMAT </w:instrText>
       </w:r>
       <w:r>
-        <w:rPr>
-          <w:highlight w:val="magenta"/>
-        </w:rPr>
+        <w:rPr/>
         <w:fldChar w:fldCharType="end"/>
       </w:r>
       <w:r>
@@ -1531,9 +1503,7 @@
         <w:pStyle w:val="ListNumberLevel1"/>
       </w:pPr>
       <w:r>
-        <w:rPr>
-          <w:highlight w:val="yellow"/>
-        </w:rPr>
+        <w:rPr/>
         <w:t>[#review as appropriate]</w:t>
       </w:r>
       <w:r>
